--- a/src/OpenXmlHtml.Tests/WordConvertToDocxTests.TableContent.Net.verified.docx
+++ b/src/OpenXmlHtml.Tests/WordConvertToDocxTests.TableContent.Net.verified.docx
@@ -27,6 +27,9 @@
         <w:gridCol/>
       </w:tblGrid>
       <w:tr>
+        <w:trPr>
+          <w:tblHeader/>
+        </w:trPr>
         <w:tc>
           <w:p>
             <w:r>
